--- a/hin/docx/023.content.docx
+++ b/hin/docx/023.content.docx
@@ -150,26 +150,6 @@
           <w:lang w:val="hi_IN" w:bidi="hi_IN"/>
         </w:rPr>
         <w:t>गर</w:t>
-      </w:r>
-      <w:r>
-        <w:rPr>
-          <w:lang w:val="hi_IN" w:bidi="hi_IN"/>
-        </w:rPr>
-      </w:r>
-    </w:p>
-    <w:p>
-      <w:pPr/>
-      <w:r>
-        <w:rPr>
-          <w:lang w:val="hi_IN" w:bidi="hi_IN"/>
-        </w:rPr>
-      </w:r>
-      <w:r>
-        <w:rPr>
-          <w:i/>
-          <w:lang w:val="hi_IN" w:bidi="hi_IN"/>
-        </w:rPr>
-        <w:t>ग्रहण</w:t>
       </w:r>
       <w:r>
         <w:rPr>

--- a/hin/docx/023.content.docx
+++ b/hin/docx/023.content.docx
@@ -19,7 +19,7 @@
         <w:rPr>
           <w:lang w:val="hi_IN" w:bidi="hi_IN"/>
         </w:rPr>
-        <w:t>Resource: बाइबल कोश (टिंडेल)</w:t>
+        <w:t>Resource: Tyndale Open Bible Dictionary</w:t>
       </w:r>
       <w:r>
         <w:rPr>
@@ -112,7 +112,7 @@
         <w:rPr>
           <w:lang w:val="hi_IN" w:bidi="hi_IN"/>
         </w:rPr>
-        <w:t>बाइबल कोश (टिंडेल)</w:t>
+        <w:t>Tyndale Open Bible Dictionary</w:t>
       </w:r>
     </w:p>
     <w:p>

--- a/hin/docx/023.content.docx
+++ b/hin/docx/023.content.docx
@@ -149,7 +149,7 @@
         <w:rPr>
           <w:lang w:val="hi_IN" w:bidi="hi_IN"/>
         </w:rPr>
-        <w:t>गर</w:t>
+        <w:t>गल</w:t>
       </w:r>
       <w:r>
         <w:rPr>
@@ -212,12 +212,24 @@
         <w:rPr>
           <w:lang w:val="hi_IN" w:bidi="hi_IN"/>
         </w:rPr>
-        <w:t>ग्रहण</w:t>
+        <w:t>ग्लोसोलेलिया</w:t>
       </w:r>
       <w:r>
         <w:rPr>
           <w:lang w:val="hi_IN" w:bidi="hi_IN"/>
         </w:rPr>
+      </w:r>
+    </w:p>
+    <w:p>
+      <w:pPr>
+        <w:pStyle w:val="Heading2"/>
+      </w:pPr>
+      <w:r>
+        <w:rPr>
+          <w:b/>
+          <w:lang w:val="hi_IN" w:bidi="hi_IN"/>
+        </w:rPr>
+        <w:t>ग्लोसोलेलिया</w:t>
       </w:r>
     </w:p>
     <w:p>
@@ -231,7 +243,7 @@
         <w:rPr>
           <w:lang w:val="hi_IN" w:bidi="hi_IN"/>
         </w:rPr>
-        <w:t xml:space="preserve">सूर्य का पूर्ण या आंशिक रूप से छिपना, यह तब होता है जब चंद्रमा, सूर्य और पृथ्वी के बीच से गुजरता है। इस प्रकार, यह बाइबल में वर्णित कुछ असामान्य खगोलीय घटनाओं के लिए एक सम्भावित व्याख्या हो सकती है। </w:t>
+        <w:t xml:space="preserve">एक यूनानी अभिव्यक्ति का लिप्यंतरण जिसका अर्थ है “अन्य भाषा में बोलना”। </w:t>
       </w:r>
       <w:r>
         <w:rPr>
@@ -250,13 +262,21 @@
         <w:rPr>
           <w:lang w:val="hi_IN" w:bidi="hi_IN"/>
         </w:rPr>
-        <w:t>खगोलशास्त्र</w:t>
+        <w:t>अन्य भाषा में बोलना</w:t>
       </w:r>
       <w:r>
         <w:rPr>
           <w:lang w:val="hi_IN" w:bidi="hi_IN"/>
         </w:rPr>
         <w:t>।</w:t>
+      </w:r>
+    </w:p>
+    <w:p>
+      <w:pPr/>
+      <w:r>
+        <w:rPr>
+          <w:lang w:val="hi_IN" w:bidi="hi_IN"/>
+        </w:rPr>
       </w:r>
       <w:r>
         <w:rPr>

--- a/hin/docx/023.content.docx
+++ b/hin/docx/023.content.docx
@@ -19,7 +19,7 @@
         <w:rPr>
           <w:lang w:val="hi_IN" w:bidi="hi_IN"/>
         </w:rPr>
-        <w:t>Resource: Tyndale Open Bible Dictionary</w:t>
+        <w:t>Resource: Aquifer Open Bible Dictionary</w:t>
       </w:r>
       <w:r>
         <w:rPr>
@@ -112,7 +112,7 @@
         <w:rPr>
           <w:lang w:val="hi_IN" w:bidi="hi_IN"/>
         </w:rPr>
-        <w:t>Tyndale Open Bible Dictionary</w:t>
+        <w:t>Aquifer Open Bible Dictionary</w:t>
       </w:r>
     </w:p>
     <w:p>
